--- a/html-bootstrap-node/Xdocs/node-express.js/Como resolver esse erro.docx
+++ b/html-bootstrap-node/Xdocs/node-express.js/Como resolver esse erro.docx
@@ -4,6 +4,299 @@
   <w:body>
     <w:p>
       <w:pPr>
+        <w:jc w:val="center"/>
+        <w:rPr>
+          <w:b/>
+          <w:bCs/>
+          <w:sz w:val="56"/>
+          <w:szCs w:val="56"/>
+          <w:lang w:val="pt-PT"/>
+        </w:rPr>
+      </w:pPr>
+      <w:r>
+        <w:rPr>
+          <w:b/>
+          <w:bCs/>
+          <w:sz w:val="56"/>
+          <w:szCs w:val="56"/>
+          <w:lang w:val="pt-PT"/>
+        </w:rPr>
+        <w:t>Como resolver esse erro</w:t>
+      </w:r>
+      <w:r>
+        <w:rPr>
+          <w:b/>
+          <w:bCs/>
+          <w:sz w:val="56"/>
+          <w:szCs w:val="56"/>
+          <w:lang w:val="pt-PT"/>
+        </w:rPr>
+        <w:t xml:space="preserve"> no NODE</w:t>
+      </w:r>
+    </w:p>
+    <w:p>
+      <w:pPr>
+        <w:pBdr>
+          <w:bottom w:val="single" w:sz="4" w:space="1" w:color="auto"/>
+        </w:pBdr>
+        <w:jc w:val="center"/>
+        <w:rPr>
+          <w:b/>
+          <w:bCs/>
+          <w:sz w:val="8"/>
+          <w:szCs w:val="8"/>
+          <w:lang w:val="pt-PT"/>
+        </w:rPr>
+      </w:pPr>
+    </w:p>
+    <w:p>
+      <w:pPr>
+        <w:rPr>
+          <w:lang w:val="pt-PT"/>
+        </w:rPr>
+      </w:pPr>
+      <w:r>
+        <w:rPr>
+          <w:lang w:val="pt-PT"/>
+        </w:rPr>
+        <w:tab/>
+      </w:r>
+      <w:r>
+        <w:rPr>
+          <w:lang w:val="pt-PT"/>
+        </w:rPr>
+        <w:tab/>
+      </w:r>
+    </w:p>
+    <w:p>
+      <w:pPr>
+        <w:rPr>
+          <w:lang w:val="pt-PT"/>
+        </w:rPr>
+      </w:pPr>
+      <w:r>
+        <w:rPr>
+          <w:b/>
+          <w:bCs/>
+          <w:color w:val="EE0000"/>
+          <w:sz w:val="32"/>
+          <w:szCs w:val="32"/>
+          <w:lang w:val="pt-PT"/>
+        </w:rPr>
+        <w:t>npm init -y</w:t>
+      </w:r>
+    </w:p>
+    <w:p>
+      <w:pPr>
+        <w:ind w:left="993"/>
+        <w:rPr>
+          <w:color w:val="EE0000"/>
+          <w:lang w:val="pt-PT"/>
+        </w:rPr>
+      </w:pPr>
+      <w:r>
+        <w:rPr>
+          <w:color w:val="EE0000"/>
+          <w:lang w:val="pt-PT"/>
+        </w:rPr>
+        <w:t xml:space="preserve">npm : File C:\Program Files\nodejs\npm.ps1 cannot be loaded </w:t>
+      </w:r>
+    </w:p>
+    <w:p>
+      <w:pPr>
+        <w:ind w:left="993"/>
+        <w:rPr>
+          <w:color w:val="EE0000"/>
+          <w:lang w:val="pt-PT"/>
+        </w:rPr>
+      </w:pPr>
+      <w:r>
+        <w:rPr>
+          <w:color w:val="EE0000"/>
+          <w:lang w:val="pt-PT"/>
+        </w:rPr>
+        <w:t xml:space="preserve">because running scripts is disabled on this system. For more </w:t>
+      </w:r>
+    </w:p>
+    <w:p>
+      <w:pPr>
+        <w:ind w:left="993"/>
+        <w:rPr>
+          <w:color w:val="EE0000"/>
+          <w:lang w:val="pt-PT"/>
+        </w:rPr>
+      </w:pPr>
+      <w:r>
+        <w:rPr>
+          <w:color w:val="EE0000"/>
+          <w:lang w:val="pt-PT"/>
+        </w:rPr>
+        <w:t xml:space="preserve">information, see about_Execution_Policies at </w:t>
+      </w:r>
+    </w:p>
+    <w:p>
+      <w:pPr>
+        <w:ind w:left="993"/>
+        <w:rPr>
+          <w:color w:val="EE0000"/>
+          <w:lang w:val="pt-PT"/>
+        </w:rPr>
+      </w:pPr>
+      <w:r>
+        <w:rPr>
+          <w:color w:val="EE0000"/>
+          <w:lang w:val="pt-PT"/>
+        </w:rPr>
+        <w:t>https:/go.microsoft.com/fwlink/?LinkID=135170.</w:t>
+      </w:r>
+    </w:p>
+    <w:p>
+      <w:pPr>
+        <w:ind w:left="993"/>
+        <w:rPr>
+          <w:color w:val="EE0000"/>
+          <w:lang w:val="pt-PT"/>
+        </w:rPr>
+      </w:pPr>
+      <w:r>
+        <w:rPr>
+          <w:color w:val="EE0000"/>
+          <w:lang w:val="pt-PT"/>
+        </w:rPr>
+        <w:t>At line:1 char:1</w:t>
+      </w:r>
+    </w:p>
+    <w:p>
+      <w:pPr>
+        <w:ind w:left="993"/>
+        <w:rPr>
+          <w:color w:val="EE0000"/>
+          <w:lang w:val="pt-PT"/>
+        </w:rPr>
+      </w:pPr>
+      <w:r>
+        <w:rPr>
+          <w:color w:val="EE0000"/>
+          <w:lang w:val="pt-PT"/>
+        </w:rPr>
+        <w:t>+ npm init -y</w:t>
+      </w:r>
+    </w:p>
+    <w:p>
+      <w:pPr>
+        <w:ind w:left="993"/>
+        <w:rPr>
+          <w:color w:val="EE0000"/>
+          <w:lang w:val="pt-PT"/>
+        </w:rPr>
+      </w:pPr>
+      <w:r>
+        <w:rPr>
+          <w:color w:val="EE0000"/>
+          <w:lang w:val="pt-PT"/>
+        </w:rPr>
+        <w:t>+ ~~~</w:t>
+      </w:r>
+    </w:p>
+    <w:p>
+      <w:pPr>
+        <w:ind w:left="993"/>
+        <w:rPr>
+          <w:color w:val="EE0000"/>
+          <w:lang w:val="pt-PT"/>
+        </w:rPr>
+      </w:pPr>
+      <w:r>
+        <w:rPr>
+          <w:color w:val="EE0000"/>
+          <w:lang w:val="pt-PT"/>
+        </w:rPr>
+        <w:t xml:space="preserve">    + CategoryInfo          : SecurityError: (:) [], PSSecurityE </w:t>
+      </w:r>
+    </w:p>
+    <w:p>
+      <w:pPr>
+        <w:ind w:left="993"/>
+        <w:rPr>
+          <w:color w:val="EE0000"/>
+          <w:lang w:val="pt-PT"/>
+        </w:rPr>
+      </w:pPr>
+      <w:r>
+        <w:rPr>
+          <w:color w:val="EE0000"/>
+          <w:lang w:val="pt-PT"/>
+        </w:rPr>
+        <w:t xml:space="preserve">   xception</w:t>
+      </w:r>
+    </w:p>
+    <w:p>
+      <w:pPr>
+        <w:ind w:left="993"/>
+        <w:rPr>
+          <w:color w:val="EE0000"/>
+          <w:lang w:val="pt-PT"/>
+        </w:rPr>
+      </w:pPr>
+      <w:r>
+        <w:rPr>
+          <w:color w:val="EE0000"/>
+          <w:lang w:val="pt-PT"/>
+        </w:rPr>
+        <w:t xml:space="preserve">    + FullyQualifiedErrorId : UnauthorizedAccess</w:t>
+      </w:r>
+    </w:p>
+    <w:p>
+      <w:pPr>
+        <w:rPr>
+          <w:lang w:val="pt-PT"/>
+        </w:rPr>
+      </w:pPr>
+    </w:p>
+    <w:p>
+      <w:pPr>
+        <w:shd w:val="clear" w:color="auto" w:fill="121314"/>
+        <w:spacing w:after="0" w:line="300" w:lineRule="atLeast"/>
+        <w:rPr>
+          <w:rFonts w:ascii="Consolas" w:eastAsia="Times New Roman" w:hAnsi="Consolas" w:cs="Times New Roman"/>
+          <w:color w:val="BBBEBF"/>
+          <w:kern w:val="0"/>
+          <w:sz w:val="21"/>
+          <w:szCs w:val="21"/>
+          <w:lang w:eastAsia="pt-AO"/>
+          <w14:ligatures w14:val="none"/>
+        </w:rPr>
+      </w:pPr>
+      <w:r>
+        <w:rPr>
+          <w:rFonts w:ascii="Consolas" w:eastAsia="Times New Roman" w:hAnsi="Consolas" w:cs="Times New Roman"/>
+          <w:color w:val="BBBEBF"/>
+          <w:kern w:val="0"/>
+          <w:sz w:val="21"/>
+          <w:szCs w:val="21"/>
+          <w:lang w:eastAsia="pt-AO"/>
+          <w14:ligatures w14:val="none"/>
+        </w:rPr>
+        <w:t>Set-ExecutionPolicy -Scope CurrentUser RemoteSigned -Force; cd "f:\W\teste2"; npm init -y</w:t>
+      </w:r>
+    </w:p>
+    <w:p>
+      <w:pPr>
+        <w:rPr>
+          <w:lang w:val="pt-PT"/>
+        </w:rPr>
+      </w:pPr>
+    </w:p>
+    <w:p>
+      <w:pPr>
+        <w:rPr>
+          <w:lang w:val="pt-PT"/>
+        </w:rPr>
+      </w:pPr>
+    </w:p>
+    <w:p>
+      <w:pPr>
+        <w:jc w:val="center"/>
         <w:rPr>
           <w:b/>
           <w:bCs/>
@@ -20,242 +313,89 @@
           <w:szCs w:val="32"/>
           <w:lang w:val="pt-PT"/>
         </w:rPr>
-        <w:t>Como resolver esse erro</w:t>
-      </w:r>
-    </w:p>
-    <w:p>
-      <w:pPr>
-        <w:rPr>
-          <w:lang w:val="pt-PT"/>
-        </w:rPr>
-      </w:pPr>
-      <w:r>
-        <w:rPr>
-          <w:lang w:val="pt-PT"/>
-        </w:rPr>
-        <w:tab/>
-      </w:r>
-      <w:r>
-        <w:rPr>
-          <w:lang w:val="pt-PT"/>
-        </w:rPr>
-        <w:tab/>
-      </w:r>
-      <w:r>
-        <w:rPr>
-          <w:lang w:val="pt-PT"/>
-        </w:rPr>
-        <w:tab/>
-      </w:r>
-      <w:r>
-        <w:rPr>
-          <w:lang w:val="pt-PT"/>
-        </w:rPr>
-        <w:t>PS F:\W\teste2\TESTE2&gt; npm init -y</w:t>
-      </w:r>
-    </w:p>
-    <w:p>
-      <w:pPr>
-        <w:ind w:left="2880"/>
-        <w:rPr>
-          <w:color w:val="EE0000"/>
-          <w:lang w:val="pt-PT"/>
-        </w:rPr>
-      </w:pPr>
-      <w:r>
-        <w:rPr>
-          <w:color w:val="EE0000"/>
-          <w:lang w:val="pt-PT"/>
-        </w:rPr>
-        <w:t xml:space="preserve">npm : File C:\Program Files\nodejs\npm.ps1 cannot be loaded </w:t>
-      </w:r>
-    </w:p>
-    <w:p>
-      <w:pPr>
-        <w:ind w:left="2880"/>
-        <w:rPr>
-          <w:color w:val="EE0000"/>
-          <w:lang w:val="pt-PT"/>
-        </w:rPr>
-      </w:pPr>
-      <w:r>
-        <w:rPr>
-          <w:color w:val="EE0000"/>
-          <w:lang w:val="pt-PT"/>
-        </w:rPr>
-        <w:t xml:space="preserve">because running scripts is disabled on this system. For more </w:t>
-      </w:r>
-    </w:p>
-    <w:p>
-      <w:pPr>
-        <w:ind w:left="2880"/>
-        <w:rPr>
-          <w:color w:val="EE0000"/>
-          <w:lang w:val="pt-PT"/>
-        </w:rPr>
-      </w:pPr>
-      <w:r>
-        <w:rPr>
-          <w:color w:val="EE0000"/>
-          <w:lang w:val="pt-PT"/>
-        </w:rPr>
-        <w:t xml:space="preserve">information, see about_Execution_Policies at </w:t>
-      </w:r>
-    </w:p>
-    <w:p>
-      <w:pPr>
-        <w:ind w:left="2880"/>
-        <w:rPr>
-          <w:color w:val="EE0000"/>
-          <w:lang w:val="pt-PT"/>
-        </w:rPr>
-      </w:pPr>
-      <w:r>
-        <w:rPr>
-          <w:color w:val="EE0000"/>
-          <w:lang w:val="pt-PT"/>
-        </w:rPr>
-        <w:t>https:/go.microsoft.com/fwlink/?LinkID=135170.</w:t>
-      </w:r>
-    </w:p>
-    <w:p>
-      <w:pPr>
-        <w:ind w:left="2880"/>
-        <w:rPr>
-          <w:color w:val="EE0000"/>
-          <w:lang w:val="pt-PT"/>
-        </w:rPr>
-      </w:pPr>
-      <w:r>
-        <w:rPr>
-          <w:color w:val="EE0000"/>
-          <w:lang w:val="pt-PT"/>
-        </w:rPr>
-        <w:t>At line:1 char:1</w:t>
-      </w:r>
-    </w:p>
-    <w:p>
-      <w:pPr>
-        <w:ind w:left="2880"/>
-        <w:rPr>
-          <w:color w:val="EE0000"/>
-          <w:lang w:val="pt-PT"/>
-        </w:rPr>
-      </w:pPr>
-      <w:r>
-        <w:rPr>
-          <w:color w:val="EE0000"/>
-          <w:lang w:val="pt-PT"/>
-        </w:rPr>
-        <w:t>+ npm init -y</w:t>
-      </w:r>
-    </w:p>
-    <w:p>
-      <w:pPr>
-        <w:ind w:left="2880"/>
-        <w:rPr>
-          <w:color w:val="EE0000"/>
-          <w:lang w:val="pt-PT"/>
-        </w:rPr>
-      </w:pPr>
-      <w:r>
-        <w:rPr>
-          <w:color w:val="EE0000"/>
-          <w:lang w:val="pt-PT"/>
-        </w:rPr>
-        <w:t>+ ~~~</w:t>
-      </w:r>
-    </w:p>
-    <w:p>
-      <w:pPr>
-        <w:ind w:left="2880"/>
-        <w:rPr>
-          <w:color w:val="EE0000"/>
-          <w:lang w:val="pt-PT"/>
-        </w:rPr>
-      </w:pPr>
-      <w:r>
-        <w:rPr>
-          <w:color w:val="EE0000"/>
-          <w:lang w:val="pt-PT"/>
-        </w:rPr>
-        <w:t xml:space="preserve">    + CategoryInfo          : SecurityError: (:) [], PSSecurityE </w:t>
-      </w:r>
-    </w:p>
-    <w:p>
-      <w:pPr>
-        <w:ind w:left="2880"/>
-        <w:rPr>
-          <w:color w:val="EE0000"/>
-          <w:lang w:val="pt-PT"/>
-        </w:rPr>
-      </w:pPr>
-      <w:r>
-        <w:rPr>
-          <w:color w:val="EE0000"/>
-          <w:lang w:val="pt-PT"/>
-        </w:rPr>
-        <w:t xml:space="preserve">   xception</w:t>
-      </w:r>
-    </w:p>
-    <w:p>
-      <w:pPr>
-        <w:ind w:left="2880"/>
-        <w:rPr>
-          <w:color w:val="EE0000"/>
-          <w:lang w:val="pt-PT"/>
-        </w:rPr>
-      </w:pPr>
-      <w:r>
-        <w:rPr>
-          <w:color w:val="EE0000"/>
-          <w:lang w:val="pt-PT"/>
-        </w:rPr>
-        <w:t xml:space="preserve">    + FullyQualifiedErrorId : UnauthorizedAccess</w:t>
-      </w:r>
-    </w:p>
-    <w:p>
-      <w:pPr>
-        <w:ind w:left="2160"/>
-        <w:rPr>
-          <w:lang w:val="pt-PT"/>
-        </w:rPr>
-      </w:pPr>
-      <w:r>
-        <w:rPr>
-          <w:lang w:val="pt-PT"/>
-        </w:rPr>
-        <w:t>PS F:\W\teste2\TESTE2&gt;</w:t>
-      </w:r>
-    </w:p>
-    <w:p>
-      <w:pPr>
-        <w:rPr>
-          <w:lang w:val="pt-PT"/>
-        </w:rPr>
-      </w:pPr>
-    </w:p>
-    <w:p>
-      <w:pPr>
-        <w:rPr>
-          <w:lang w:val="pt-PT"/>
-        </w:rPr>
-      </w:pPr>
-    </w:p>
-    <w:p>
-      <w:r>
-        <w:t>Set-ExecutionPolicy -Scope CurrentUser RemoteSigned -Force; cd "f:\W\teste2"; npm init -y</w:t>
-      </w:r>
-    </w:p>
-    <w:p>
-      <w:pPr>
-        <w:rPr>
-          <w:lang w:val="pt-PT"/>
-        </w:rPr>
-      </w:pPr>
-    </w:p>
-    <w:p>
-      <w:pPr>
+        <w:t>Run this in the powershell</w:t>
+      </w:r>
+    </w:p>
+    <w:p>
+      <w:pPr>
+        <w:shd w:val="clear" w:color="auto" w:fill="121314"/>
+        <w:spacing w:after="0" w:line="300" w:lineRule="atLeast"/>
+        <w:rPr>
+          <w:rFonts w:ascii="Consolas" w:eastAsia="Times New Roman" w:hAnsi="Consolas" w:cs="Times New Roman"/>
+          <w:color w:val="BBBEBF"/>
+          <w:kern w:val="0"/>
+          <w:sz w:val="21"/>
+          <w:szCs w:val="21"/>
+          <w:lang w:eastAsia="pt-AO"/>
+          <w14:ligatures w14:val="none"/>
+        </w:rPr>
+      </w:pPr>
+      <w:r>
+        <w:rPr>
+          <w:rFonts w:ascii="Consolas" w:eastAsia="Times New Roman" w:hAnsi="Consolas" w:cs="Times New Roman"/>
+          <w:color w:val="BBBEBF"/>
+          <w:kern w:val="0"/>
+          <w:sz w:val="21"/>
+          <w:szCs w:val="21"/>
+          <w:lang w:eastAsia="pt-AO"/>
+          <w14:ligatures w14:val="none"/>
+        </w:rPr>
+        <w:t>Set-ExecutionPolicy -Scope CurrentUser RemoteSigned -Force</w:t>
+      </w:r>
+    </w:p>
+    <w:p>
+      <w:pPr>
+        <w:rPr>
+          <w:b/>
+          <w:bCs/>
+          <w:color w:val="0070C0"/>
+          <w:lang w:val="pt-PT"/>
+        </w:rPr>
+      </w:pPr>
+    </w:p>
+    <w:p>
+      <w:pPr>
+        <w:rPr>
+          <w:b/>
+          <w:bCs/>
+          <w:color w:val="0070C0"/>
+          <w:lang w:val="pt-PT"/>
+        </w:rPr>
+      </w:pPr>
+    </w:p>
+    <w:p>
+      <w:pPr>
+        <w:rPr>
+          <w:b/>
+          <w:bCs/>
+          <w:color w:val="0070C0"/>
+          <w:lang w:val="pt-PT"/>
+        </w:rPr>
+      </w:pPr>
+    </w:p>
+    <w:p>
+      <w:pPr>
+        <w:rPr>
+          <w:b/>
+          <w:bCs/>
+          <w:color w:val="0070C0"/>
+          <w:lang w:val="pt-PT"/>
+        </w:rPr>
+      </w:pPr>
+    </w:p>
+    <w:p>
+      <w:pPr>
+        <w:rPr>
+          <w:b/>
+          <w:bCs/>
+          <w:color w:val="0070C0"/>
+          <w:lang w:val="pt-PT"/>
+        </w:rPr>
+      </w:pPr>
+    </w:p>
+    <w:p>
+      <w:pPr>
+        <w:jc w:val="center"/>
         <w:rPr>
           <w:b/>
           <w:bCs/>
@@ -272,81 +412,9 @@
           <w:szCs w:val="32"/>
           <w:lang w:val="pt-PT"/>
         </w:rPr>
-        <w:t>Run this in the powershell</w:t>
-      </w:r>
-    </w:p>
-    <w:p>
-      <w:pPr>
-        <w:ind w:firstLine="720"/>
-        <w:rPr>
-          <w:b/>
-          <w:bCs/>
-          <w:color w:val="0070C0"/>
-          <w:lang w:val="pt-PT"/>
-        </w:rPr>
-      </w:pPr>
-      <w:r>
-        <w:rPr>
-          <w:b/>
-          <w:bCs/>
-          <w:color w:val="0070C0"/>
-          <w:lang w:val="pt-PT"/>
-        </w:rPr>
-        <w:t>Set-ExecutionPolicy -Scope CurrentUser RemoteSigned -Force</w:t>
-      </w:r>
-    </w:p>
-    <w:p>
-      <w:pPr>
-        <w:rPr>
-          <w:b/>
-          <w:bCs/>
-          <w:color w:val="0070C0"/>
-          <w:lang w:val="pt-PT"/>
-        </w:rPr>
-      </w:pPr>
-    </w:p>
-    <w:p>
-      <w:pPr>
-        <w:rPr>
-          <w:b/>
-          <w:bCs/>
-          <w:color w:val="0070C0"/>
-          <w:lang w:val="pt-PT"/>
-        </w:rPr>
-      </w:pPr>
-    </w:p>
-    <w:p>
-      <w:pPr>
-        <w:rPr>
-          <w:b/>
-          <w:bCs/>
-          <w:color w:val="0070C0"/>
-          <w:lang w:val="pt-PT"/>
-        </w:rPr>
-      </w:pPr>
-    </w:p>
-    <w:p>
-      <w:pPr>
-        <w:rPr>
-          <w:b/>
-          <w:bCs/>
-          <w:color w:val="0070C0"/>
-          <w:lang w:val="pt-PT"/>
-        </w:rPr>
-      </w:pPr>
-    </w:p>
-    <w:p>
-      <w:pPr>
-        <w:rPr>
-          <w:b/>
-          <w:bCs/>
-          <w:color w:val="0070C0"/>
-          <w:lang w:val="pt-PT"/>
-        </w:rPr>
-      </w:pPr>
-    </w:p>
-    <w:p>
-      <w:pPr>
+        <w:t xml:space="preserve">Run </w:t>
+      </w:r>
+      <w:r>
         <w:rPr>
           <w:b/>
           <w:bCs/>
@@ -354,8 +422,11 @@
           <w:szCs w:val="32"/>
           <w:lang w:val="pt-PT"/>
         </w:rPr>
-      </w:pPr>
-      <w:r>
+        <w:t>Manually</w:t>
+      </w:r>
+    </w:p>
+    <w:p>
+      <w:pPr>
         <w:rPr>
           <w:b/>
           <w:bCs/>
@@ -363,197 +434,709 @@
           <w:szCs w:val="32"/>
           <w:lang w:val="pt-PT"/>
         </w:rPr>
+      </w:pPr>
+      <w:r>
+        <w:t>how can i run this manualy</w:t>
+      </w:r>
+    </w:p>
+    <w:p>
+      <w:pPr>
+        <w:ind w:left="1276"/>
+      </w:pPr>
+      <w:r>
         <w:lastRenderedPageBreak/>
-        <w:t xml:space="preserve">Run </w:t>
-      </w:r>
-      <w:r>
+        <w:br/>
+      </w:r>
+      <w:r>
+        <w:rPr>
+          <w:rFonts w:ascii="Consolas" w:eastAsia="Times New Roman" w:hAnsi="Consolas" w:cs="Times New Roman"/>
+          <w:color w:val="BBBEBF"/>
+          <w:kern w:val="0"/>
+          <w:sz w:val="21"/>
+          <w:szCs w:val="21"/>
+          <w:highlight w:val="black"/>
+          <w:lang w:eastAsia="pt-AO"/>
+          <w14:ligatures w14:val="none"/>
+        </w:rPr>
+        <w:t>Set-ExecutionPolicy -Scope CurrentUser RemoteSigned -Force</w:t>
+      </w:r>
+    </w:p>
+    <w:p>
+      <w:r>
+        <w:t>I’ll give you the exact steps to run it manually in PowerShell on Windows.</w:t>
+      </w:r>
+    </w:p>
+    <w:p>
+      <w:r>
+        <w:t>Open PowerShell as normal and run:</w:t>
+      </w:r>
+    </w:p>
+    <w:p>
+      <w:pPr>
+        <w:shd w:val="clear" w:color="auto" w:fill="121314"/>
+        <w:spacing w:after="0" w:line="300" w:lineRule="atLeast"/>
+        <w:ind w:left="1276"/>
+        <w:rPr>
+          <w:rFonts w:ascii="Consolas" w:eastAsia="Times New Roman" w:hAnsi="Consolas" w:cs="Times New Roman"/>
+          <w:color w:val="BBBEBF"/>
+          <w:kern w:val="0"/>
+          <w:sz w:val="21"/>
+          <w:szCs w:val="21"/>
+          <w:lang w:eastAsia="pt-AO"/>
+          <w14:ligatures w14:val="none"/>
+        </w:rPr>
+      </w:pPr>
+      <w:r>
+        <w:rPr>
+          <w:rFonts w:ascii="Consolas" w:eastAsia="Times New Roman" w:hAnsi="Consolas" w:cs="Times New Roman"/>
+          <w:color w:val="BBBEBF"/>
+          <w:kern w:val="0"/>
+          <w:sz w:val="21"/>
+          <w:szCs w:val="21"/>
+          <w:lang w:eastAsia="pt-AO"/>
+          <w14:ligatures w14:val="none"/>
+        </w:rPr>
+        <w:t>Set-ExecutionPolicy -Scope CurrentUser RemoteSigned -Force</w:t>
+      </w:r>
+    </w:p>
+    <w:p>
+      <w:r>
+        <w:t>If you want to do it with a prompt instead of forcing it:</w:t>
+      </w:r>
+    </w:p>
+    <w:p>
+      <w:pPr>
+        <w:shd w:val="clear" w:color="auto" w:fill="121314"/>
+        <w:spacing w:after="0" w:line="300" w:lineRule="atLeast"/>
+        <w:ind w:left="1276"/>
+        <w:rPr>
+          <w:rFonts w:ascii="Consolas" w:eastAsia="Times New Roman" w:hAnsi="Consolas" w:cs="Times New Roman"/>
+          <w:color w:val="BBBEBF"/>
+          <w:kern w:val="0"/>
+          <w:sz w:val="21"/>
+          <w:szCs w:val="21"/>
+          <w:lang w:eastAsia="pt-AO"/>
+          <w14:ligatures w14:val="none"/>
+        </w:rPr>
+      </w:pPr>
+      <w:r>
+        <w:rPr>
+          <w:rFonts w:ascii="Consolas" w:eastAsia="Times New Roman" w:hAnsi="Consolas" w:cs="Times New Roman"/>
+          <w:color w:val="BBBEBF"/>
+          <w:kern w:val="0"/>
+          <w:sz w:val="21"/>
+          <w:szCs w:val="21"/>
+          <w:lang w:eastAsia="pt-AO"/>
+          <w14:ligatures w14:val="none"/>
+        </w:rPr>
+        <w:t>Set-ExecutionPolicy -Scope CurrentUser RemoteSigned</w:t>
+      </w:r>
+    </w:p>
+    <w:p>
+      <w:r>
+        <w:t>If PowerShell blocks it, right-click the PowerShell icon and choose “Run as administrator”, then run the command again.</w:t>
+      </w:r>
+    </w:p>
+    <w:p/>
+    <w:p>
+      <w:r>
+        <w:t>If you want, I can also show you how to do this in the Windows Terminal or Command Prompt.</w:t>
+      </w:r>
+    </w:p>
+    <w:p>
+      <w:r>
+        <w:t xml:space="preserve">       </w:t>
+      </w:r>
+      <w:r>
+        <w:t>Follow these steps in VS Code:</w:t>
+      </w:r>
+    </w:p>
+    <w:p>
+      <w:pPr>
+        <w:ind w:left="720"/>
+      </w:pPr>
+      <w:r>
+        <w:t>1. Open the Terminal in VS Code</w:t>
+      </w:r>
+    </w:p>
+    <w:p>
+      <w:pPr>
+        <w:ind w:left="1440"/>
+      </w:pPr>
+      <w:r>
+        <w:t xml:space="preserve">   - Press Ctrl + Shift + P</w:t>
+      </w:r>
+    </w:p>
+    <w:p>
+      <w:pPr>
+        <w:ind w:left="1440"/>
+      </w:pPr>
+      <w:r>
+        <w:t xml:space="preserve">   - Type “Terminal: Create New Terminal”</w:t>
+      </w:r>
+    </w:p>
+    <w:p>
+      <w:pPr>
+        <w:ind w:left="1440"/>
+      </w:pPr>
+      <w:r>
+        <w:t xml:space="preserve">   - Press Enter</w:t>
+      </w:r>
+    </w:p>
+    <w:p>
+      <w:pPr>
+        <w:ind w:left="720"/>
+      </w:pPr>
+      <w:r>
+        <w:t>2. In the terminal, run:</w:t>
+      </w:r>
+    </w:p>
+    <w:p>
+      <w:pPr>
+        <w:shd w:val="clear" w:color="auto" w:fill="121314"/>
+        <w:spacing w:after="0" w:line="300" w:lineRule="atLeast"/>
+        <w:ind w:left="2410"/>
+        <w:rPr>
+          <w:rFonts w:ascii="Consolas" w:eastAsia="Times New Roman" w:hAnsi="Consolas" w:cs="Times New Roman"/>
+          <w:color w:val="BBBEBF"/>
+          <w:kern w:val="0"/>
+          <w:sz w:val="21"/>
+          <w:szCs w:val="21"/>
+          <w:lang w:eastAsia="pt-AO"/>
+          <w14:ligatures w14:val="none"/>
+        </w:rPr>
+      </w:pPr>
+      <w:r>
+        <w:rPr>
+          <w:rFonts w:ascii="Consolas" w:eastAsia="Times New Roman" w:hAnsi="Consolas" w:cs="Times New Roman"/>
+          <w:color w:val="BBBEBF"/>
+          <w:kern w:val="0"/>
+          <w:sz w:val="21"/>
+          <w:szCs w:val="21"/>
+          <w:lang w:eastAsia="pt-AO"/>
+          <w14:ligatures w14:val="none"/>
+        </w:rPr>
+        <w:t>Set-ExecutionPolicy -Scope CurrentUser RemoteSigned -Force</w:t>
+      </w:r>
+    </w:p>
+    <w:p>
+      <w:pPr>
+        <w:ind w:left="720"/>
+      </w:pPr>
+      <w:r>
+        <w:t>3. Press Enter. If prompted, type Y and press Enter.</w:t>
+      </w:r>
+    </w:p>
+    <w:p>
+      <w:pPr>
+        <w:ind w:left="720"/>
+        <w:rPr>
+          <w:lang w:val="pt-PT"/>
+        </w:rPr>
+      </w:pPr>
+      <w:r>
+        <w:t>4. Close that terminal and open a new one.</w:t>
+      </w:r>
+    </w:p>
+    <w:p>
+      <w:pPr>
+        <w:ind w:left="720"/>
+      </w:pPr>
+      <w:r>
+        <w:t>5. Then run:</w:t>
+      </w:r>
+    </w:p>
+    <w:p>
+      <w:pPr>
+        <w:shd w:val="clear" w:color="auto" w:fill="121314"/>
+        <w:spacing w:after="0" w:line="300" w:lineRule="atLeast"/>
+        <w:ind w:left="2410"/>
+        <w:jc w:val="center"/>
+        <w:rPr>
+          <w:rFonts w:ascii="Consolas" w:eastAsia="Times New Roman" w:hAnsi="Consolas" w:cs="Times New Roman"/>
+          <w:color w:val="BBBEBF"/>
+          <w:kern w:val="0"/>
+          <w:sz w:val="21"/>
+          <w:szCs w:val="21"/>
+          <w:lang w:eastAsia="pt-AO"/>
+          <w14:ligatures w14:val="none"/>
+        </w:rPr>
+      </w:pPr>
+      <w:r>
+        <w:rPr>
+          <w:rFonts w:ascii="Consolas" w:eastAsia="Times New Roman" w:hAnsi="Consolas" w:cs="Times New Roman"/>
+          <w:color w:val="BBBEBF"/>
+          <w:kern w:val="0"/>
+          <w:sz w:val="21"/>
+          <w:szCs w:val="21"/>
+          <w:lang w:eastAsia="pt-AO"/>
+          <w14:ligatures w14:val="none"/>
+        </w:rPr>
+        <w:t>npm init -y</w:t>
+      </w:r>
+    </w:p>
+    <w:p>
+      <w:pPr>
+        <w:rPr>
+          <w:lang w:val="pt-PT"/>
+        </w:rPr>
+      </w:pPr>
+    </w:p>
+    <w:p>
+      <w:pPr>
+        <w:rPr>
+          <w:lang w:val="pt-PT"/>
+        </w:rPr>
+      </w:pPr>
+    </w:p>
+    <w:p>
+      <w:pPr>
+        <w:rPr>
+          <w:lang w:val="pt-PT"/>
+        </w:rPr>
+      </w:pPr>
+    </w:p>
+    <w:p>
+      <w:pPr>
+        <w:rPr>
+          <w:lang w:val="pt-PT"/>
+        </w:rPr>
+      </w:pPr>
+    </w:p>
+    <w:p>
+      <w:pPr>
+        <w:rPr>
+          <w:lang w:val="pt-PT"/>
+        </w:rPr>
+      </w:pPr>
+    </w:p>
+    <w:p>
+      <w:pPr>
+        <w:rPr>
+          <w:lang w:val="pt-PT"/>
+        </w:rPr>
+      </w:pPr>
+    </w:p>
+    <w:p>
+      <w:pPr>
+        <w:rPr>
+          <w:lang w:val="pt-PT"/>
+        </w:rPr>
+      </w:pPr>
+    </w:p>
+    <w:p>
+      <w:pPr>
+        <w:rPr>
+          <w:lang w:val="pt-PT"/>
+        </w:rPr>
+      </w:pPr>
+    </w:p>
+    <w:p>
+      <w:pPr>
         <w:rPr>
           <w:b/>
           <w:bCs/>
+          <w:color w:val="EE0000"/>
           <w:sz w:val="32"/>
           <w:szCs w:val="32"/>
           <w:lang w:val="pt-PT"/>
         </w:rPr>
-        <w:t>Manually</w:t>
-      </w:r>
-    </w:p>
-    <w:p/>
-    <w:p>
-      <w:r>
-        <w:t>how can i run this manualy</w:t>
-      </w:r>
-      <w:r>
-        <w:br/>
-        <w:t>Set-ExecutionPolicy -Scope CurrentUser RemoteSigned -Force</w:t>
-      </w:r>
-    </w:p>
-    <w:p>
-      <w:r>
-        <w:t>I’ll give you the exact steps to run it manually in PowerShell on Windows.</w:t>
-      </w:r>
-    </w:p>
-    <w:p>
-      <w:r>
-        <w:t>Open PowerShell as normal and run:</w:t>
-      </w:r>
-    </w:p>
-    <w:p>
-      <w:pPr>
-        <w:ind w:left="720"/>
+      </w:pPr>
+      <w:r>
         <w:rPr>
           <w:b/>
           <w:bCs/>
-        </w:rPr>
-      </w:pPr>
-      <w:r>
+          <w:color w:val="EE0000"/>
+          <w:sz w:val="32"/>
+          <w:szCs w:val="32"/>
+          <w:lang w:val="pt-PT"/>
+        </w:rPr>
+        <w:lastRenderedPageBreak/>
+        <w:t>yarn add express nodemon mysql cors</w:t>
+      </w:r>
+    </w:p>
+    <w:p>
+      <w:pPr>
+        <w:ind w:left="851"/>
+        <w:rPr>
+          <w:color w:val="EE0000"/>
+          <w:lang w:val="pt-PT"/>
+        </w:rPr>
+      </w:pPr>
+      <w:r>
+        <w:rPr>
+          <w:color w:val="EE0000"/>
+          <w:lang w:val="pt-PT"/>
+        </w:rPr>
+        <w:t xml:space="preserve">yarn : The term 'yarn' is not recognized as the name of a cmdlet, function, script file, or operable program. Check the </w:t>
+      </w:r>
+    </w:p>
+    <w:p>
+      <w:pPr>
+        <w:ind w:left="851"/>
+        <w:rPr>
+          <w:color w:val="EE0000"/>
+          <w:lang w:val="pt-PT"/>
+        </w:rPr>
+      </w:pPr>
+      <w:r>
+        <w:rPr>
+          <w:color w:val="EE0000"/>
+          <w:lang w:val="pt-PT"/>
+        </w:rPr>
+        <w:t>spelling of the name, or if a path was included, verify that the path is correct and try again.</w:t>
+      </w:r>
+    </w:p>
+    <w:p>
+      <w:pPr>
+        <w:ind w:left="851"/>
+        <w:rPr>
+          <w:color w:val="EE0000"/>
+          <w:lang w:val="pt-PT"/>
+        </w:rPr>
+      </w:pPr>
+      <w:r>
+        <w:rPr>
+          <w:color w:val="EE0000"/>
+          <w:lang w:val="pt-PT"/>
+        </w:rPr>
+        <w:t>At line:1 char:1</w:t>
+      </w:r>
+    </w:p>
+    <w:p>
+      <w:pPr>
+        <w:ind w:left="851"/>
+        <w:rPr>
+          <w:color w:val="EE0000"/>
+          <w:lang w:val="pt-PT"/>
+        </w:rPr>
+      </w:pPr>
+      <w:r>
+        <w:rPr>
+          <w:color w:val="EE0000"/>
+          <w:lang w:val="pt-PT"/>
+        </w:rPr>
+        <w:t>+ yarn add express nodemon mysql cors</w:t>
+      </w:r>
+    </w:p>
+    <w:p>
+      <w:pPr>
+        <w:ind w:left="851"/>
+        <w:rPr>
+          <w:color w:val="EE0000"/>
+          <w:lang w:val="pt-PT"/>
+        </w:rPr>
+      </w:pPr>
+      <w:r>
+        <w:rPr>
+          <w:color w:val="EE0000"/>
+          <w:lang w:val="pt-PT"/>
+        </w:rPr>
+        <w:t>+ ~~~~</w:t>
+      </w:r>
+    </w:p>
+    <w:p>
+      <w:pPr>
+        <w:ind w:left="851"/>
+        <w:rPr>
+          <w:color w:val="EE0000"/>
+          <w:lang w:val="pt-PT"/>
+        </w:rPr>
+      </w:pPr>
+      <w:r>
+        <w:rPr>
+          <w:color w:val="EE0000"/>
+          <w:lang w:val="pt-PT"/>
+        </w:rPr>
+        <w:t xml:space="preserve">    + CategoryInfo          : ObjectNotFound: (yarn:String) [], CommandNotFoundException</w:t>
+      </w:r>
+    </w:p>
+    <w:p>
+      <w:pPr>
+        <w:ind w:left="851"/>
+        <w:rPr>
+          <w:color w:val="EE0000"/>
+          <w:lang w:val="pt-PT"/>
+        </w:rPr>
+      </w:pPr>
+      <w:r>
+        <w:rPr>
+          <w:color w:val="EE0000"/>
+          <w:lang w:val="pt-PT"/>
+        </w:rPr>
+        <w:t xml:space="preserve">    + FullyQualifiedErrorId : CommandNotFoundException</w:t>
+      </w:r>
+    </w:p>
+    <w:p>
+      <w:pPr>
+        <w:ind w:left="851"/>
+        <w:rPr>
+          <w:color w:val="EE0000"/>
+          <w:lang w:val="pt-PT"/>
+        </w:rPr>
+      </w:pPr>
+    </w:p>
+    <w:p>
+      <w:pPr>
+        <w:ind w:left="1276"/>
+        <w:rPr>
+          <w:color w:val="000000" w:themeColor="text1"/>
+        </w:rPr>
+      </w:pPr>
+      <w:r>
+        <w:rPr>
+          <w:color w:val="000000" w:themeColor="text1"/>
+        </w:rPr>
+        <w:t>Vou verificar a configuração do projeto e o ambiente Node para resolver isso de forma direta.</w:t>
+      </w:r>
+    </w:p>
+    <w:p>
+      <w:pPr>
+        <w:shd w:val="clear" w:color="auto" w:fill="121314"/>
+        <w:spacing w:after="0" w:line="300" w:lineRule="atLeast"/>
+        <w:rPr>
+          <w:rFonts w:ascii="Consolas" w:eastAsia="Times New Roman" w:hAnsi="Consolas" w:cs="Times New Roman"/>
+          <w:color w:val="BBBEBF"/>
+          <w:kern w:val="0"/>
+          <w:sz w:val="21"/>
+          <w:szCs w:val="21"/>
+          <w:lang w:eastAsia="pt-AO"/>
+          <w14:ligatures w14:val="none"/>
+        </w:rPr>
+      </w:pPr>
+      <w:r>
+        <w:rPr>
+          <w:rFonts w:ascii="Consolas" w:eastAsia="Times New Roman" w:hAnsi="Consolas" w:cs="Times New Roman"/>
+          <w:color w:val="BBBEBF"/>
+          <w:kern w:val="0"/>
+          <w:sz w:val="21"/>
+          <w:szCs w:val="21"/>
+          <w:lang w:eastAsia="pt-AO"/>
+          <w14:ligatures w14:val="none"/>
+        </w:rPr>
+        <w:t>(corepack --version ; echo 'corepack-nao-disponivel') ; dir</w:t>
+      </w:r>
+    </w:p>
+    <w:p>
+      <w:pPr>
         <w:rPr>
           <w:b/>
           <w:bCs/>
-        </w:rPr>
-        <w:t>Set-ExecutionPolicy -Scope CurrentUser RemoteSigned -Force</w:t>
-      </w:r>
-    </w:p>
-    <w:p>
-      <w:r>
-        <w:t>If you want to do it with a prompt instead of forcing it:</w:t>
-      </w:r>
-    </w:p>
-    <w:p>
-      <w:pPr>
-        <w:ind w:left="720"/>
+          <w:color w:val="000000" w:themeColor="text1"/>
+        </w:rPr>
+      </w:pPr>
+    </w:p>
+    <w:p>
+      <w:pPr>
         <w:rPr>
           <w:b/>
           <w:bCs/>
-        </w:rPr>
-      </w:pPr>
-      <w:r>
+          <w:color w:val="000000" w:themeColor="text1"/>
+        </w:rPr>
+      </w:pPr>
+    </w:p>
+    <w:p>
+      <w:pPr>
+        <w:ind w:left="1276"/>
+        <w:rPr>
+          <w:color w:val="000000" w:themeColor="text1"/>
+        </w:rPr>
+      </w:pPr>
+      <w:r>
+        <w:rPr>
+          <w:color w:val="000000" w:themeColor="text1"/>
+        </w:rPr>
+        <w:t>A causa provável é a ausência do Yarn no PATH. Vou confirmar se o Node está instalado e, se estiver, ativar o Yarn via Corepack.</w:t>
+      </w:r>
+    </w:p>
+    <w:p>
+      <w:pPr>
+        <w:shd w:val="clear" w:color="auto" w:fill="121314"/>
+        <w:spacing w:after="0" w:line="300" w:lineRule="atLeast"/>
+        <w:rPr>
+          <w:rFonts w:ascii="Consolas" w:eastAsia="Times New Roman" w:hAnsi="Consolas" w:cs="Times New Roman"/>
+          <w:color w:val="BBBEBF"/>
+          <w:kern w:val="0"/>
+          <w:sz w:val="21"/>
+          <w:szCs w:val="21"/>
+          <w:lang w:eastAsia="pt-AO"/>
+          <w14:ligatures w14:val="none"/>
+        </w:rPr>
+      </w:pPr>
+      <w:r>
+        <w:rPr>
+          <w:rFonts w:ascii="Consolas" w:eastAsia="Times New Roman" w:hAnsi="Consolas" w:cs="Times New Roman"/>
+          <w:color w:val="BBBEBF"/>
+          <w:kern w:val="0"/>
+          <w:sz w:val="21"/>
+          <w:szCs w:val="21"/>
+          <w:lang w:eastAsia="pt-AO"/>
+          <w14:ligatures w14:val="none"/>
+        </w:rPr>
+        <w:t xml:space="preserve">Write-Host 'node:'; node -v; Write-Host 'npm:'; npm -v; Write-Host 'corepack:'; corepack </w:t>
+      </w:r>
+      <w:r>
+        <w:rPr>
+          <w:rFonts w:ascii="Consolas" w:eastAsia="Times New Roman" w:hAnsi="Consolas" w:cs="Times New Roman"/>
+          <w:color w:val="BBBEBF"/>
+          <w:kern w:val="0"/>
+          <w:sz w:val="21"/>
+          <w:szCs w:val="21"/>
+          <w:lang w:eastAsia="pt-AO"/>
+          <w14:ligatures w14:val="none"/>
+        </w:rPr>
+        <w:t>–</w:t>
+      </w:r>
+      <w:r>
+        <w:rPr>
+          <w:rFonts w:ascii="Consolas" w:eastAsia="Times New Roman" w:hAnsi="Consolas" w:cs="Times New Roman"/>
+          <w:color w:val="BBBEBF"/>
+          <w:kern w:val="0"/>
+          <w:sz w:val="21"/>
+          <w:szCs w:val="21"/>
+          <w:lang w:eastAsia="pt-AO"/>
+          <w14:ligatures w14:val="none"/>
+        </w:rPr>
+        <w:t>version</w:t>
+      </w:r>
+    </w:p>
+    <w:p>
+      <w:pPr>
         <w:rPr>
           <w:b/>
           <w:bCs/>
-        </w:rPr>
-        <w:t>Set-ExecutionPolicy -Scope CurrentUser RemoteSigned</w:t>
-      </w:r>
-    </w:p>
-    <w:p>
-      <w:r>
-        <w:t>If PowerShell blocks it, right-click the PowerShell icon and choose “Run as administrator”, then run the command again.</w:t>
-      </w:r>
-    </w:p>
-    <w:p/>
-    <w:p/>
-    <w:p>
-      <w:r>
-        <w:t>If you want, I can also show you how to do this in the Windows Terminal or Command Prompt.</w:t>
-      </w:r>
-    </w:p>
-    <w:p>
-      <w:pPr>
-        <w:ind w:left="720"/>
-      </w:pPr>
-      <w:r>
-        <w:t>Follow these steps in VS Code:</w:t>
-      </w:r>
-    </w:p>
-    <w:p>
-      <w:pPr>
-        <w:ind w:left="720"/>
-      </w:pPr>
-    </w:p>
-    <w:p>
-      <w:pPr>
-        <w:ind w:left="720"/>
-      </w:pPr>
-      <w:r>
-        <w:t>1. Open the Terminal in VS Code</w:t>
-      </w:r>
-    </w:p>
-    <w:p>
-      <w:pPr>
-        <w:ind w:left="1440"/>
-      </w:pPr>
-      <w:r>
-        <w:t xml:space="preserve">   - Press Ctrl + Shift + P</w:t>
-      </w:r>
-    </w:p>
-    <w:p>
-      <w:pPr>
-        <w:ind w:left="1440"/>
-      </w:pPr>
-      <w:r>
-        <w:t xml:space="preserve">   - Type “Terminal: Create New Terminal”</w:t>
-      </w:r>
-    </w:p>
-    <w:p>
-      <w:pPr>
-        <w:ind w:left="1440"/>
-      </w:pPr>
-      <w:r>
-        <w:t xml:space="preserve">   - Press Enter</w:t>
-      </w:r>
-    </w:p>
-    <w:p>
-      <w:pPr>
-        <w:ind w:left="720"/>
-      </w:pPr>
-      <w:r>
-        <w:t>2. In the terminal, run:</w:t>
-      </w:r>
-    </w:p>
-    <w:p>
-      <w:pPr>
-        <w:ind w:left="1440" w:firstLine="720"/>
+          <w:color w:val="000000" w:themeColor="text1"/>
+        </w:rPr>
+      </w:pPr>
+    </w:p>
+    <w:p>
+      <w:pPr>
         <w:rPr>
           <w:b/>
           <w:bCs/>
-        </w:rPr>
-      </w:pPr>
-      <w:r>
+          <w:color w:val="000000" w:themeColor="text1"/>
+        </w:rPr>
+      </w:pPr>
+    </w:p>
+    <w:p>
+      <w:pPr>
+        <w:ind w:left="1276"/>
+        <w:rPr>
+          <w:color w:val="000000" w:themeColor="text1"/>
+        </w:rPr>
+      </w:pPr>
+      <w:r>
+        <w:rPr>
+          <w:color w:val="000000" w:themeColor="text1"/>
+        </w:rPr>
+        <w:t>O ambiente já tem Node e Corepack, então a solução é habilitar o Yarn pelo Corepack e continuar a instalação.</w:t>
+      </w:r>
+    </w:p>
+    <w:p>
+      <w:pPr>
+        <w:shd w:val="clear" w:color="auto" w:fill="121314"/>
+        <w:spacing w:after="0" w:line="300" w:lineRule="atLeast"/>
+        <w:rPr>
+          <w:rFonts w:ascii="Consolas" w:eastAsia="Times New Roman" w:hAnsi="Consolas" w:cs="Times New Roman"/>
+          <w:color w:val="BBBEBF"/>
+          <w:kern w:val="0"/>
+          <w:sz w:val="21"/>
+          <w:szCs w:val="21"/>
+          <w:lang w:eastAsia="pt-AO"/>
+          <w14:ligatures w14:val="none"/>
+        </w:rPr>
+      </w:pPr>
+      <w:r>
+        <w:rPr>
+          <w:rFonts w:ascii="Consolas" w:eastAsia="Times New Roman" w:hAnsi="Consolas" w:cs="Times New Roman"/>
+          <w:color w:val="BBBEBF"/>
+          <w:kern w:val="0"/>
+          <w:sz w:val="21"/>
+          <w:szCs w:val="21"/>
+          <w:lang w:eastAsia="pt-AO"/>
+          <w14:ligatures w14:val="none"/>
+        </w:rPr>
+        <w:t>corepack enable; corepack prepare yarn</w:t>
+      </w:r>
+      <w:r>
+        <w:rPr>
+          <w:rFonts w:ascii="Consolas" w:eastAsia="Times New Roman" w:hAnsi="Consolas" w:cs="Times New Roman"/>
+          <w:color w:val="C9D1D9"/>
+          <w:kern w:val="0"/>
+          <w:sz w:val="21"/>
+          <w:szCs w:val="21"/>
+          <w:lang w:eastAsia="pt-AO"/>
+          <w14:ligatures w14:val="none"/>
+        </w:rPr>
+        <w:t>@stable</w:t>
+      </w:r>
+      <w:r>
+        <w:rPr>
+          <w:rFonts w:ascii="Consolas" w:eastAsia="Times New Roman" w:hAnsi="Consolas" w:cs="Times New Roman"/>
+          <w:color w:val="BBBEBF"/>
+          <w:kern w:val="0"/>
+          <w:sz w:val="21"/>
+          <w:szCs w:val="21"/>
+          <w:lang w:eastAsia="pt-AO"/>
+          <w14:ligatures w14:val="none"/>
+        </w:rPr>
+        <w:t xml:space="preserve"> </w:t>
+      </w:r>
+      <w:r>
+        <w:rPr>
+          <w:rFonts w:ascii="Consolas" w:eastAsia="Times New Roman" w:hAnsi="Consolas" w:cs="Times New Roman"/>
+          <w:color w:val="D4D4D4"/>
+          <w:kern w:val="0"/>
+          <w:sz w:val="21"/>
+          <w:szCs w:val="21"/>
+          <w:lang w:eastAsia="pt-AO"/>
+          <w14:ligatures w14:val="none"/>
+        </w:rPr>
+        <w:t>--</w:t>
+      </w:r>
+      <w:r>
+        <w:rPr>
+          <w:rFonts w:ascii="Consolas" w:eastAsia="Times New Roman" w:hAnsi="Consolas" w:cs="Times New Roman"/>
+          <w:color w:val="BBBEBF"/>
+          <w:kern w:val="0"/>
+          <w:sz w:val="21"/>
+          <w:szCs w:val="21"/>
+          <w:lang w:eastAsia="pt-AO"/>
+          <w14:ligatures w14:val="none"/>
+        </w:rPr>
+        <w:t xml:space="preserve">activate; yarn </w:t>
+      </w:r>
+      <w:r>
+        <w:rPr>
+          <w:rFonts w:ascii="Consolas" w:eastAsia="Times New Roman" w:hAnsi="Consolas" w:cs="Times New Roman"/>
+          <w:color w:val="D4D4D4"/>
+          <w:kern w:val="0"/>
+          <w:sz w:val="21"/>
+          <w:szCs w:val="21"/>
+          <w:lang w:eastAsia="pt-AO"/>
+          <w14:ligatures w14:val="none"/>
+        </w:rPr>
+        <w:t>-</w:t>
+      </w:r>
+      <w:r>
+        <w:rPr>
+          <w:rFonts w:ascii="Consolas" w:eastAsia="Times New Roman" w:hAnsi="Consolas" w:cs="Times New Roman"/>
+          <w:color w:val="BBBEBF"/>
+          <w:kern w:val="0"/>
+          <w:sz w:val="21"/>
+          <w:szCs w:val="21"/>
+          <w:lang w:eastAsia="pt-AO"/>
+          <w14:ligatures w14:val="none"/>
+        </w:rPr>
+        <w:t>v</w:t>
+      </w:r>
+    </w:p>
+    <w:p>
+      <w:pPr>
         <w:rPr>
           <w:b/>
           <w:bCs/>
-        </w:rPr>
-        <w:t>Set-ExecutionPolicy -Scope CurrentUser RemoteSigned -Force</w:t>
-      </w:r>
-    </w:p>
-    <w:p>
-      <w:pPr>
-        <w:ind w:left="720"/>
-      </w:pPr>
-      <w:r>
-        <w:t>3. Press Enter. If prompted, type Y and press Enter.</w:t>
-      </w:r>
-    </w:p>
-    <w:p>
-      <w:pPr>
-        <w:ind w:left="720"/>
-        <w:rPr>
-          <w:lang w:val="pt-PT"/>
-        </w:rPr>
-      </w:pPr>
-      <w:r>
-        <w:t>4. Close that terminal and open a new one.</w:t>
-      </w:r>
-    </w:p>
-    <w:p>
-      <w:pPr>
-        <w:ind w:left="720"/>
-      </w:pPr>
-      <w:r>
-        <w:t>5. Then run:</w:t>
-      </w:r>
-    </w:p>
-    <w:p>
-      <w:pPr>
-        <w:ind w:left="1440" w:firstLine="720"/>
-      </w:pPr>
-      <w:r>
-        <w:t>npm init -y</w:t>
-      </w:r>
-    </w:p>
-    <w:p>
-      <w:pPr>
-        <w:rPr>
-          <w:lang w:val="pt-PT"/>
+          <w:color w:val="000000" w:themeColor="text1"/>
         </w:rPr>
       </w:pPr>
     </w:p>
@@ -562,11 +1145,64 @@
         <w:rPr>
           <w:b/>
           <w:bCs/>
-          <w:sz w:val="32"/>
-          <w:szCs w:val="32"/>
-          <w:lang w:val="pt-PT"/>
-        </w:rPr>
-      </w:pPr>
+          <w:color w:val="000000" w:themeColor="text1"/>
+        </w:rPr>
+      </w:pPr>
+    </w:p>
+    <w:p>
+      <w:pPr>
+        <w:ind w:left="1276"/>
+        <w:rPr>
+          <w:color w:val="000000" w:themeColor="text1"/>
+        </w:rPr>
+      </w:pPr>
+      <w:r>
+        <w:rPr>
+          <w:color w:val="000000" w:themeColor="text1"/>
+        </w:rPr>
+        <w:t>Estou validando o estado do projeto para aplicar a correção mais compatível com o ambiente Windows.</w:t>
+      </w:r>
+    </w:p>
+    <w:p>
+      <w:pPr>
+        <w:ind w:left="1276"/>
+        <w:rPr>
+          <w:color w:val="000000" w:themeColor="text1"/>
+        </w:rPr>
+      </w:pPr>
+      <w:r>
+        <w:rPr>
+          <w:color w:val="000000" w:themeColor="text1"/>
+        </w:rPr>
+        <w:t>A instalação com Yarn não passou porque o executável não está disponível no PATH. Vou corrigir isso de forma prática usando o próprio npm para instalar as dependências.</w:t>
+      </w:r>
+    </w:p>
+    <w:p>
+      <w:pPr>
+        <w:shd w:val="clear" w:color="auto" w:fill="121314"/>
+        <w:spacing w:after="0" w:line="300" w:lineRule="atLeast"/>
+        <w:rPr>
+          <w:rFonts w:ascii="Consolas" w:eastAsia="Times New Roman" w:hAnsi="Consolas" w:cs="Times New Roman"/>
+          <w:color w:val="BBBEBF"/>
+          <w:kern w:val="0"/>
+          <w:sz w:val="21"/>
+          <w:szCs w:val="21"/>
+          <w:lang w:eastAsia="pt-AO"/>
+          <w14:ligatures w14:val="none"/>
+        </w:rPr>
+      </w:pPr>
+      <w:r>
+        <w:rPr>
+          <w:rFonts w:ascii="Consolas" w:eastAsia="Times New Roman" w:hAnsi="Consolas" w:cs="Times New Roman"/>
+          <w:color w:val="BBBEBF"/>
+          <w:kern w:val="0"/>
+          <w:sz w:val="21"/>
+          <w:szCs w:val="21"/>
+          <w:lang w:eastAsia="pt-AO"/>
+          <w14:ligatures w14:val="none"/>
+        </w:rPr>
+        <w:t>npm install express nodemon mysql cors</w:t>
+      </w:r>
     </w:p>
     <w:p>
       <w:pPr>
@@ -591,17 +1227,6 @@
     </w:p>
     <w:p>
       <w:pPr>
-        <w:ind w:firstLine="720"/>
-        <w:rPr>
-          <w:b/>
-          <w:bCs/>
-          <w:color w:val="0070C0"/>
-          <w:lang w:val="pt-PT"/>
-        </w:rPr>
-      </w:pPr>
-    </w:p>
-    <w:p>
-      <w:pPr>
         <w:rPr>
           <w:lang w:val="pt-PT"/>
         </w:rPr>
@@ -609,7 +1234,7 @@
     </w:p>
     <w:sectPr>
       <w:pgSz w:w="12240" w:h="15840"/>
-      <w:pgMar w:top="1417" w:right="1701" w:bottom="1417" w:left="1701" w:header="708" w:footer="708" w:gutter="0"/>
+      <w:pgMar w:top="993" w:right="1041" w:bottom="993" w:left="1134" w:header="708" w:footer="708" w:gutter="0"/>
       <w:cols w:space="708"/>
       <w:docGrid w:linePitch="360"/>
     </w:sectPr>
